--- a/EXPORTS/DOCX/published/niveau3/Dutch/EMArtis.docx
+++ b/EXPORTS/DOCX/published/niveau3/Dutch/EMArtis.docx
@@ -581,7 +581,32 @@
           <w:color w:val="000000"/>
           <w:sz w:val="24"/>
         </w:rPr>
-        <w:t>rpen die werde</w:t>
+        <w:hyperlink r:id="rId10" w:history="1">
+          <w:r>
+            <w:rPr>
+              <w:rStyle w:val="Hyperlink"/>
+            </w:rPr>
+            <w:t>r</w:t>
+          </w:r>
+        </w:hyperlink>
+      </w:r>
+      <w:r>
+        <w:rPr>
+          <w:u w:val="single" w:color="0000ff"/>
+          <w:rFonts w:ascii="Charis SIL Regular" w:hAnsi="Charis SIL Regular" w:eastAsia="Charis SIL Regular"/>
+          <w:b w:val="0"/>
+          <w:i w:val="0"/>
+          <w:color w:val="000000"/>
+          <w:sz w:val="24"/>
+        </w:rPr>
+        <w:hyperlink r:id="rId10" w:history="1">
+          <w:r>
+            <w:rPr>
+              <w:rStyle w:val="Hyperlink"/>
+            </w:rPr>
+            <w:t>pen die werde</w:t>
+          </w:r>
+        </w:hyperlink>
       </w:r>
       <w:r>
         <w:rPr>
@@ -1429,7 +1454,25 @@
           <w:color w:val="000000"/>
           <w:sz w:val="24"/>
         </w:rPr>
-        <w:t>met de naam</w:t>
+        <w:hyperlink r:id="rId14" w:history="1">
+          <w:r>
+            <w:rPr>
+              <w:rStyle w:val="Hyperlink"/>
+            </w:rPr>
+            <w:t>met de naa</w:t>
+          </w:r>
+        </w:hyperlink>
+      </w:r>
+      <w:r>
+        <w:rPr>
+          <w:u w:val="single" w:color="0000ff"/>
+          <w:rFonts w:ascii="Charis SIL Regular" w:hAnsi="Charis SIL Regular" w:eastAsia="Charis SIL Regular"/>
+          <w:b w:val="0"/>
+          <w:i w:val="0"/>
+          <w:color w:val="000000"/>
+          <w:sz w:val="24"/>
+        </w:rPr>
+        <w:t>m</w:t>
       </w:r>
       <w:r>
         <w:rPr>
@@ -3565,6 +3608,7 @@
       </w:r>
       <w:r>
         <w:rPr>
+          <w:u w:val="single" w:color="0000ff"/>
           <w:rFonts w:ascii="Charis SIL Regular" w:hAnsi="Charis SIL Regular" w:eastAsia="Charis SIL Regular"/>
           <w:b w:val="0"/>
           <w:i w:val="0"/>
@@ -3818,7 +3862,7 @@
           <w:sz w:val="24"/>
           <w:u w:val="single"/>
         </w:rPr>
-        <w:hyperlink r:id="rId21" w:history="1">
+        <w:hyperlink r:id="rId22" w:history="1">
           <w:r>
             <w:rPr>
               <w:rStyle w:val="Hyperlink"/>
@@ -3993,7 +4037,7 @@
           <w:sz w:val="24"/>
           <w:u w:val="single"/>
         </w:rPr>
-        <w:hyperlink r:id="rId22" w:history="1">
+        <w:hyperlink r:id="rId23" w:history="1">
           <w:r>
             <w:rPr>
               <w:rStyle w:val="Hyperlink"/>
@@ -4011,7 +4055,7 @@
           <w:sz w:val="24"/>
           <w:u w:val="single"/>
         </w:rPr>
-        <w:hyperlink r:id="rId22" w:history="1">
+        <w:hyperlink r:id="rId23" w:history="1">
           <w:r>
             <w:rPr>
               <w:rStyle w:val="Hyperlink"/>
@@ -4029,7 +4073,7 @@
           <w:sz w:val="24"/>
           <w:u w:val="single"/>
         </w:rPr>
-        <w:hyperlink r:id="rId22" w:history="1">
+        <w:hyperlink r:id="rId23" w:history="1">
           <w:r>
             <w:rPr>
               <w:rStyle w:val="Hyperlink"/>
@@ -4047,7 +4091,7 @@
           <w:sz w:val="24"/>
           <w:u w:val="single"/>
         </w:rPr>
-        <w:hyperlink r:id="rId22" w:history="1">
+        <w:hyperlink r:id="rId23" w:history="1">
           <w:r>
             <w:rPr>
               <w:rStyle w:val="Hyperlink"/>
@@ -4068,7 +4112,7 @@
           <w:sz w:val="24"/>
           <w:u w:val="single"/>
         </w:rPr>
-        <w:hyperlink r:id="rId22" w:history="1">
+        <w:hyperlink r:id="rId23" w:history="1">
           <w:r>
             <w:rPr>
               <w:rStyle w:val="Hyperlink"/>
@@ -4086,7 +4130,7 @@
           <w:sz w:val="24"/>
           <w:u w:val="single"/>
         </w:rPr>
-        <w:hyperlink r:id="rId22" w:history="1">
+        <w:hyperlink r:id="rId23" w:history="1">
           <w:r>
             <w:rPr>
               <w:rStyle w:val="Hyperlink"/>
@@ -4104,7 +4148,7 @@
           <w:sz w:val="24"/>
           <w:u w:val="single"/>
         </w:rPr>
-        <w:hyperlink r:id="rId22" w:history="1">
+        <w:hyperlink r:id="rId23" w:history="1">
           <w:r>
             <w:rPr>
               <w:rStyle w:val="Hyperlink"/>
@@ -4122,7 +4166,7 @@
           <w:sz w:val="24"/>
           <w:u w:val="single"/>
         </w:rPr>
-        <w:hyperlink r:id="rId22" w:history="1">
+        <w:hyperlink r:id="rId23" w:history="1">
           <w:r>
             <w:rPr>
               <w:rStyle w:val="Hyperlink"/>
@@ -4140,7 +4184,7 @@
           <w:sz w:val="24"/>
           <w:u w:val="single"/>
         </w:rPr>
-        <w:hyperlink r:id="rId22" w:history="1">
+        <w:hyperlink r:id="rId23" w:history="1">
           <w:r>
             <w:rPr>
               <w:rStyle w:val="Hyperlink"/>
@@ -4158,7 +4202,7 @@
           <w:sz w:val="24"/>
           <w:u w:val="single"/>
         </w:rPr>
-        <w:hyperlink r:id="rId22" w:history="1">
+        <w:hyperlink r:id="rId23" w:history="1">
           <w:r>
             <w:rPr>
               <w:rStyle w:val="Hyperlink"/>
@@ -4186,7 +4230,7 @@
           <w:sz w:val="24"/>
           <w:u w:val="single"/>
         </w:rPr>
-        <w:hyperlink r:id="rId23" w:history="1">
+        <w:hyperlink r:id="rId24" w:history="1">
           <w:r>
             <w:rPr>
               <w:rStyle w:val="Hyperlink"/>
@@ -4233,7 +4277,7 @@
           <w:sz w:val="24"/>
           <w:u w:val="single"/>
         </w:rPr>
-        <w:hyperlink r:id="rId23" w:history="1">
+        <w:hyperlink r:id="rId24" w:history="1">
           <w:r>
             <w:rPr>
               <w:rStyle w:val="Hyperlink"/>
@@ -4341,7 +4385,7 @@
           <w:sz w:val="24"/>
           <w:u w:val="single"/>
         </w:rPr>
-        <w:hyperlink r:id="rId24" w:history="1">
+        <w:hyperlink r:id="rId25" w:history="1">
           <w:r>
             <w:rPr>
               <w:rStyle w:val="Hyperlink"/>
@@ -4359,7 +4403,7 @@
           <w:sz w:val="24"/>
           <w:u w:val="single"/>
         </w:rPr>
-        <w:hyperlink r:id="rId24" w:history="1">
+        <w:hyperlink r:id="rId25" w:history="1">
           <w:r>
             <w:rPr>
               <w:rStyle w:val="Hyperlink"/>
@@ -4377,7 +4421,7 @@
           <w:sz w:val="24"/>
           <w:u w:val="single"/>
         </w:rPr>
-        <w:hyperlink r:id="rId24" w:history="1">
+        <w:hyperlink r:id="rId25" w:history="1">
           <w:r>
             <w:rPr>
               <w:rStyle w:val="Hyperlink"/>
@@ -4395,7 +4439,7 @@
           <w:sz w:val="24"/>
           <w:u w:val="single"/>
         </w:rPr>
-        <w:hyperlink r:id="rId24" w:history="1">
+        <w:hyperlink r:id="rId25" w:history="1">
           <w:r>
             <w:rPr>
               <w:rStyle w:val="Hyperlink"/>
@@ -4423,7 +4467,7 @@
           <w:sz w:val="24"/>
           <w:u w:val="single"/>
         </w:rPr>
-        <w:hyperlink r:id="rId24" w:history="1">
+        <w:hyperlink r:id="rId26" w:history="1">
           <w:r>
             <w:rPr>
               <w:rStyle w:val="Hyperlink"/>
@@ -4441,7 +4485,7 @@
           <w:sz w:val="24"/>
           <w:u w:val="single"/>
         </w:rPr>
-        <w:hyperlink r:id="rId24" w:history="1">
+        <w:hyperlink r:id="rId26" w:history="1">
           <w:r>
             <w:rPr>
               <w:rStyle w:val="Hyperlink"/>
@@ -4470,7 +4514,7 @@
           <w:sz w:val="24"/>
           <w:u w:val="single"/>
         </w:rPr>
-        <w:hyperlink r:id="rId25" w:history="1">
+        <w:hyperlink r:id="rId26" w:history="1">
           <w:r>
             <w:rPr>
               <w:rStyle w:val="Hyperlink"/>

--- a/EXPORTS/DOCX/published/niveau3/Dutch/EMArtis.docx
+++ b/EXPORTS/DOCX/published/niveau3/Dutch/EMArtis.docx
@@ -498,61 +498,7 @@
           <w:color w:val="000000"/>
           <w:sz w:val="24"/>
         </w:rPr>
-        <w:t>, oftewel de Wereldtentoonst</w:t>
-      </w:r>
-      <w:r>
-        <w:rPr>
-          <w:u w:val="single" w:color="0000ff"/>
-          <w:rFonts w:ascii="Charis SIL Regular" w:hAnsi="Charis SIL Regular" w:eastAsia="Charis SIL Regular"/>
-          <w:b w:val="0"/>
-          <w:i w:val="0"/>
-          <w:color w:val="000000"/>
-          <w:sz w:val="24"/>
-        </w:rPr>
-        <w:hyperlink r:id="rId10" w:history="1">
-          <w:r>
-            <w:rPr>
-              <w:rStyle w:val="Hyperlink"/>
-            </w:rPr>
-            <w:t>elling, van 18</w:t>
-          </w:r>
-        </w:hyperlink>
-      </w:r>
-      <w:r>
-        <w:rPr>
-          <w:u w:val="single" w:color="0000ff"/>
-          <w:rFonts w:ascii="Charis SIL Regular" w:hAnsi="Charis SIL Regular" w:eastAsia="Charis SIL Regular"/>
-          <w:b w:val="0"/>
-          <w:i w:val="0"/>
-          <w:color w:val="000000"/>
-          <w:sz w:val="24"/>
-        </w:rPr>
-        <w:hyperlink r:id="rId10" w:history="1">
-          <w:r>
-            <w:rPr>
-              <w:rStyle w:val="Hyperlink"/>
-            </w:rPr>
-            <w:t>8</w:t>
-          </w:r>
-        </w:hyperlink>
-      </w:r>
-      <w:r>
-        <w:rPr>
-          <w:u w:val="single" w:color="0000ff"/>
-          <w:rFonts w:ascii="Charis SIL Regular" w:hAnsi="Charis SIL Regular" w:eastAsia="Charis SIL Regular"/>
-          <w:b w:val="0"/>
-          <w:i w:val="0"/>
-          <w:color w:val="000000"/>
-          <w:sz w:val="24"/>
-        </w:rPr>
-        <w:hyperlink r:id="rId10" w:history="1">
-          <w:r>
-            <w:rPr>
-              <w:rStyle w:val="Hyperlink"/>
-            </w:rPr>
-            <w:t>3 en voor</w:t>
-          </w:r>
-        </w:hyperlink>
+        <w:t>, oftewel de Wereldtentoonstelling, van 1883 en voor</w:t>
       </w:r>
       <w:r>
         <w:rPr>
@@ -1409,14 +1355,7 @@
           <w:color w:val="000000"/>
           <w:sz w:val="24"/>
         </w:rPr>
-        <w:hyperlink r:id="rId14" w:history="1">
-          <w:r>
-            <w:rPr>
-              <w:rStyle w:val="Hyperlink"/>
-            </w:rPr>
-            <w:t>seum Ar</w:t>
-          </w:r>
-        </w:hyperlink>
+        <w:t>seum Ar</w:t>
       </w:r>
       <w:r>
         <w:rPr>
@@ -1454,25 +1393,7 @@
           <w:color w:val="000000"/>
           <w:sz w:val="24"/>
         </w:rPr>
-        <w:hyperlink r:id="rId14" w:history="1">
-          <w:r>
-            <w:rPr>
-              <w:rStyle w:val="Hyperlink"/>
-            </w:rPr>
-            <w:t>met de naa</w:t>
-          </w:r>
-        </w:hyperlink>
-      </w:r>
-      <w:r>
-        <w:rPr>
-          <w:u w:val="single" w:color="0000ff"/>
-          <w:rFonts w:ascii="Charis SIL Regular" w:hAnsi="Charis SIL Regular" w:eastAsia="Charis SIL Regular"/>
-          <w:b w:val="0"/>
-          <w:i w:val="0"/>
-          <w:color w:val="000000"/>
-          <w:sz w:val="24"/>
-        </w:rPr>
-        <w:t>m</w:t>
+        <w:t>met de naam</w:t>
       </w:r>
       <w:r>
         <w:rPr>
@@ -3550,7 +3471,7 @@
           <w:sz w:val="24"/>
           <w:u w:val="single"/>
         </w:rPr>
-        <w:hyperlink r:id="rId20" w:history="1">
+        <w:hyperlink r:id="rId21" w:history="1">
           <w:r>
             <w:rPr>
               <w:rStyle w:val="Hyperlink"/>
@@ -3568,7 +3489,7 @@
           <w:sz w:val="24"/>
           <w:u w:val="single"/>
         </w:rPr>
-        <w:hyperlink r:id="rId20" w:history="1">
+        <w:hyperlink r:id="rId21" w:history="1">
           <w:r>
             <w:rPr>
               <w:rStyle w:val="Hyperlink"/>
@@ -3597,7 +3518,7 @@
           <w:sz w:val="24"/>
           <w:u w:val="single"/>
         </w:rPr>
-        <w:hyperlink r:id="rId20" w:history="1">
+        <w:hyperlink r:id="rId21" w:history="1">
           <w:r>
             <w:rPr>
               <w:rStyle w:val="Hyperlink"/>
@@ -3608,21 +3529,13 @@
       </w:r>
       <w:r>
         <w:rPr>
-          <w:u w:val="single" w:color="0000ff"/>
           <w:rFonts w:ascii="Charis SIL Regular" w:hAnsi="Charis SIL Regular" w:eastAsia="Charis SIL Regular"/>
           <w:b w:val="0"/>
           <w:i w:val="0"/>
           <w:color w:val="000000"/>
           <w:sz w:val="24"/>
         </w:rPr>
-        <w:hyperlink r:id="rId20" w:history="1">
-          <w:r>
-            <w:rPr>
-              <w:rStyle w:val="Hyperlink"/>
-            </w:rPr>
-            <w:t xml:space="preserve">, </w:t>
-          </w:r>
-        </w:hyperlink>
+        <w:t xml:space="preserve">, </w:t>
       </w:r>
       <w:r>
         <w:rPr>
@@ -3633,7 +3546,7 @@
           <w:sz w:val="24"/>
           <w:u w:val="single"/>
         </w:rPr>
-        <w:hyperlink r:id="rId20" w:history="1">
+        <w:hyperlink r:id="rId22" w:history="1">
           <w:r>
             <w:rPr>
               <w:rStyle w:val="Hyperlink"/>
@@ -3662,7 +3575,7 @@
           <w:sz w:val="24"/>
           <w:u w:val="single"/>
         </w:rPr>
-        <w:hyperlink r:id="rId20" w:history="1">
+        <w:hyperlink r:id="rId22" w:history="1">
           <w:r>
             <w:rPr>
               <w:rStyle w:val="Hyperlink"/>
@@ -3780,7 +3693,7 @@
           <w:sz w:val="24"/>
           <w:u w:val="single"/>
         </w:rPr>
-        <w:hyperlink r:id="rId21" w:history="1">
+        <w:hyperlink r:id="rId23" w:history="1">
           <w:r>
             <w:rPr>
               <w:rStyle w:val="Hyperlink"/>
@@ -3798,7 +3711,7 @@
           <w:sz w:val="24"/>
           <w:u w:val="single"/>
         </w:rPr>
-        <w:hyperlink r:id="rId21" w:history="1">
+        <w:hyperlink r:id="rId23" w:history="1">
           <w:r>
             <w:rPr>
               <w:rStyle w:val="Hyperlink"/>
@@ -3816,7 +3729,7 @@
           <w:sz w:val="24"/>
           <w:u w:val="single"/>
         </w:rPr>
-        <w:hyperlink r:id="rId21" w:history="1">
+        <w:hyperlink r:id="rId23" w:history="1">
           <w:r>
             <w:rPr>
               <w:rStyle w:val="Hyperlink"/>
@@ -3834,7 +3747,7 @@
           <w:sz w:val="24"/>
           <w:u w:val="single"/>
         </w:rPr>
-        <w:hyperlink r:id="rId21" w:history="1">
+        <w:hyperlink r:id="rId23" w:history="1">
           <w:r>
             <w:rPr>
               <w:rStyle w:val="Hyperlink"/>
@@ -3862,7 +3775,7 @@
           <w:sz w:val="24"/>
           <w:u w:val="single"/>
         </w:rPr>
-        <w:hyperlink r:id="rId22" w:history="1">
+        <w:hyperlink r:id="rId23" w:history="1">
           <w:r>
             <w:rPr>
               <w:rStyle w:val="Hyperlink"/>
@@ -3880,7 +3793,7 @@
           <w:sz w:val="24"/>
           <w:u w:val="single"/>
         </w:rPr>
-        <w:hyperlink r:id="rId21" w:history="1">
+        <w:hyperlink r:id="rId23" w:history="1">
           <w:r>
             <w:rPr>
               <w:rStyle w:val="Hyperlink"/>
@@ -3909,7 +3822,7 @@
           <w:sz w:val="24"/>
           <w:u w:val="single"/>
         </w:rPr>
-        <w:hyperlink r:id="rId21" w:history="1">
+        <w:hyperlink r:id="rId24" w:history="1">
           <w:r>
             <w:rPr>
               <w:rStyle w:val="Hyperlink"/>
@@ -4037,7 +3950,7 @@
           <w:sz w:val="24"/>
           <w:u w:val="single"/>
         </w:rPr>
-        <w:hyperlink r:id="rId23" w:history="1">
+        <w:hyperlink r:id="rId25" w:history="1">
           <w:r>
             <w:rPr>
               <w:rStyle w:val="Hyperlink"/>
@@ -4055,7 +3968,7 @@
           <w:sz w:val="24"/>
           <w:u w:val="single"/>
         </w:rPr>
-        <w:hyperlink r:id="rId23" w:history="1">
+        <w:hyperlink r:id="rId25" w:history="1">
           <w:r>
             <w:rPr>
               <w:rStyle w:val="Hyperlink"/>
@@ -4073,7 +3986,7 @@
           <w:sz w:val="24"/>
           <w:u w:val="single"/>
         </w:rPr>
-        <w:hyperlink r:id="rId23" w:history="1">
+        <w:hyperlink r:id="rId25" w:history="1">
           <w:r>
             <w:rPr>
               <w:rStyle w:val="Hyperlink"/>
@@ -4091,7 +4004,7 @@
           <w:sz w:val="24"/>
           <w:u w:val="single"/>
         </w:rPr>
-        <w:hyperlink r:id="rId23" w:history="1">
+        <w:hyperlink r:id="rId25" w:history="1">
           <w:r>
             <w:rPr>
               <w:rStyle w:val="Hyperlink"/>
@@ -4112,7 +4025,7 @@
           <w:sz w:val="24"/>
           <w:u w:val="single"/>
         </w:rPr>
-        <w:hyperlink r:id="rId23" w:history="1">
+        <w:hyperlink r:id="rId25" w:history="1">
           <w:r>
             <w:rPr>
               <w:rStyle w:val="Hyperlink"/>
@@ -4130,7 +4043,7 @@
           <w:sz w:val="24"/>
           <w:u w:val="single"/>
         </w:rPr>
-        <w:hyperlink r:id="rId23" w:history="1">
+        <w:hyperlink r:id="rId25" w:history="1">
           <w:r>
             <w:rPr>
               <w:rStyle w:val="Hyperlink"/>
@@ -4148,7 +4061,7 @@
           <w:sz w:val="24"/>
           <w:u w:val="single"/>
         </w:rPr>
-        <w:hyperlink r:id="rId23" w:history="1">
+        <w:hyperlink r:id="rId25" w:history="1">
           <w:r>
             <w:rPr>
               <w:rStyle w:val="Hyperlink"/>
@@ -4166,7 +4079,7 @@
           <w:sz w:val="24"/>
           <w:u w:val="single"/>
         </w:rPr>
-        <w:hyperlink r:id="rId23" w:history="1">
+        <w:hyperlink r:id="rId25" w:history="1">
           <w:r>
             <w:rPr>
               <w:rStyle w:val="Hyperlink"/>
@@ -4184,7 +4097,7 @@
           <w:sz w:val="24"/>
           <w:u w:val="single"/>
         </w:rPr>
-        <w:hyperlink r:id="rId23" w:history="1">
+        <w:hyperlink r:id="rId25" w:history="1">
           <w:r>
             <w:rPr>
               <w:rStyle w:val="Hyperlink"/>
@@ -4202,7 +4115,7 @@
           <w:sz w:val="24"/>
           <w:u w:val="single"/>
         </w:rPr>
-        <w:hyperlink r:id="rId23" w:history="1">
+        <w:hyperlink r:id="rId25" w:history="1">
           <w:r>
             <w:rPr>
               <w:rStyle w:val="Hyperlink"/>
@@ -4230,7 +4143,7 @@
           <w:sz w:val="24"/>
           <w:u w:val="single"/>
         </w:rPr>
-        <w:hyperlink r:id="rId24" w:history="1">
+        <w:hyperlink r:id="rId26" w:history="1">
           <w:r>
             <w:rPr>
               <w:rStyle w:val="Hyperlink"/>
@@ -4277,7 +4190,7 @@
           <w:sz w:val="24"/>
           <w:u w:val="single"/>
         </w:rPr>
-        <w:hyperlink r:id="rId24" w:history="1">
+        <w:hyperlink r:id="rId26" w:history="1">
           <w:r>
             <w:rPr>
               <w:rStyle w:val="Hyperlink"/>
@@ -4385,7 +4298,7 @@
           <w:sz w:val="24"/>
           <w:u w:val="single"/>
         </w:rPr>
-        <w:hyperlink r:id="rId25" w:history="1">
+        <w:hyperlink r:id="rId27" w:history="1">
           <w:r>
             <w:rPr>
               <w:rStyle w:val="Hyperlink"/>
@@ -4403,7 +4316,7 @@
           <w:sz w:val="24"/>
           <w:u w:val="single"/>
         </w:rPr>
-        <w:hyperlink r:id="rId25" w:history="1">
+        <w:hyperlink r:id="rId27" w:history="1">
           <w:r>
             <w:rPr>
               <w:rStyle w:val="Hyperlink"/>
@@ -4421,7 +4334,7 @@
           <w:sz w:val="24"/>
           <w:u w:val="single"/>
         </w:rPr>
-        <w:hyperlink r:id="rId25" w:history="1">
+        <w:hyperlink r:id="rId27" w:history="1">
           <w:r>
             <w:rPr>
               <w:rStyle w:val="Hyperlink"/>
@@ -4439,7 +4352,7 @@
           <w:sz w:val="24"/>
           <w:u w:val="single"/>
         </w:rPr>
-        <w:hyperlink r:id="rId25" w:history="1">
+        <w:hyperlink r:id="rId27" w:history="1">
           <w:r>
             <w:rPr>
               <w:rStyle w:val="Hyperlink"/>
@@ -4467,7 +4380,7 @@
           <w:sz w:val="24"/>
           <w:u w:val="single"/>
         </w:rPr>
-        <w:hyperlink r:id="rId26" w:history="1">
+        <w:hyperlink r:id="rId28" w:history="1">
           <w:r>
             <w:rPr>
               <w:rStyle w:val="Hyperlink"/>
@@ -4485,7 +4398,7 @@
           <w:sz w:val="24"/>
           <w:u w:val="single"/>
         </w:rPr>
-        <w:hyperlink r:id="rId26" w:history="1">
+        <w:hyperlink r:id="rId28" w:history="1">
           <w:r>
             <w:rPr>
               <w:rStyle w:val="Hyperlink"/>
@@ -4514,7 +4427,7 @@
           <w:sz w:val="24"/>
           <w:u w:val="single"/>
         </w:rPr>
-        <w:hyperlink r:id="rId26" w:history="1">
+        <w:hyperlink r:id="rId28" w:history="1">
           <w:r>
             <w:rPr>
               <w:rStyle w:val="Hyperlink"/>

--- a/EXPORTS/DOCX/published/niveau3/Dutch/EMArtis.docx
+++ b/EXPORTS/DOCX/published/niveau3/Dutch/EMArtis.docx
@@ -498,71 +498,7 @@
           <w:color w:val="000000"/>
           <w:sz w:val="24"/>
         </w:rPr>
-        <w:t>, oftewel de Wereldtentoonstelling, van 1883 en voor</w:t>
-      </w:r>
-      <w:r>
-        <w:rPr>
-          <w:u w:val="single" w:color="0000ff"/>
-          <w:rFonts w:ascii="Charis SIL Regular" w:hAnsi="Charis SIL Regular" w:eastAsia="Charis SIL Regular"/>
-          <w:b w:val="0"/>
-          <w:i w:val="0"/>
-          <w:color w:val="000000"/>
-          <w:sz w:val="24"/>
-        </w:rPr>
-        <w:hyperlink r:id="rId10" w:history="1">
-          <w:r>
-            <w:rPr>
-              <w:rStyle w:val="Hyperlink"/>
-            </w:rPr>
-            <w:t>we</w:t>
-          </w:r>
-        </w:hyperlink>
-      </w:r>
-      <w:r>
-        <w:rPr>
-          <w:u w:val="single" w:color="0000ff"/>
-          <w:rFonts w:ascii="Charis SIL Regular" w:hAnsi="Charis SIL Regular" w:eastAsia="Charis SIL Regular"/>
-          <w:b w:val="0"/>
-          <w:i w:val="0"/>
-          <w:color w:val="000000"/>
-          <w:sz w:val="24"/>
-        </w:rPr>
-        <w:hyperlink r:id="rId10" w:history="1">
-          <w:r>
-            <w:rPr>
-              <w:rStyle w:val="Hyperlink"/>
-            </w:rPr>
-            <w:t>r</w:t>
-          </w:r>
-        </w:hyperlink>
-      </w:r>
-      <w:r>
-        <w:rPr>
-          <w:u w:val="single" w:color="0000ff"/>
-          <w:rFonts w:ascii="Charis SIL Regular" w:hAnsi="Charis SIL Regular" w:eastAsia="Charis SIL Regular"/>
-          <w:b w:val="0"/>
-          <w:i w:val="0"/>
-          <w:color w:val="000000"/>
-          <w:sz w:val="24"/>
-        </w:rPr>
-        <w:hyperlink r:id="rId10" w:history="1">
-          <w:r>
-            <w:rPr>
-              <w:rStyle w:val="Hyperlink"/>
-            </w:rPr>
-            <w:t>pen die werde</w:t>
-          </w:r>
-        </w:hyperlink>
-      </w:r>
-      <w:r>
-        <w:rPr>
-          <w:rFonts w:ascii="Charis SIL Regular" w:hAnsi="Charis SIL Regular" w:eastAsia="Charis SIL Regular"/>
-          <w:b w:val="0"/>
-          <w:i w:val="0"/>
-          <w:color w:val="000000"/>
-          <w:sz w:val="24"/>
-        </w:rPr>
-        <w:t xml:space="preserve">n </w:t>
+        <w:t xml:space="preserve">, oftewel de Wereldtentoonstelling, van 1883 en voorwerpen die werden </w:t>
       </w:r>
       <w:r>
         <w:rPr>
@@ -1355,7 +1291,14 @@
           <w:color w:val="000000"/>
           <w:sz w:val="24"/>
         </w:rPr>
-        <w:t>seum Ar</w:t>
+        <w:hyperlink r:id="rId14" w:history="1">
+          <w:r>
+            <w:rPr>
+              <w:rStyle w:val="Hyperlink"/>
+            </w:rPr>
+            <w:t>seum Ar</w:t>
+          </w:r>
+        </w:hyperlink>
       </w:r>
       <w:r>
         <w:rPr>
@@ -1393,7 +1336,25 @@
           <w:color w:val="000000"/>
           <w:sz w:val="24"/>
         </w:rPr>
-        <w:t>met de naam</w:t>
+        <w:hyperlink r:id="rId14" w:history="1">
+          <w:r>
+            <w:rPr>
+              <w:rStyle w:val="Hyperlink"/>
+            </w:rPr>
+            <w:t>met de naa</w:t>
+          </w:r>
+        </w:hyperlink>
+      </w:r>
+      <w:r>
+        <w:rPr>
+          <w:u w:val="single" w:color="0000ff"/>
+          <w:rFonts w:ascii="Charis SIL Regular" w:hAnsi="Charis SIL Regular" w:eastAsia="Charis SIL Regular"/>
+          <w:b w:val="0"/>
+          <w:i w:val="0"/>
+          <w:color w:val="000000"/>
+          <w:sz w:val="24"/>
+        </w:rPr>
+        <w:t>m</w:t>
       </w:r>
       <w:r>
         <w:rPr>
@@ -3489,7 +3450,7 @@
           <w:sz w:val="24"/>
           <w:u w:val="single"/>
         </w:rPr>
-        <w:hyperlink r:id="rId21" w:history="1">
+        <w:hyperlink r:id="rId20" w:history="1">
           <w:r>
             <w:rPr>
               <w:rStyle w:val="Hyperlink"/>
@@ -3518,7 +3479,7 @@
           <w:sz w:val="24"/>
           <w:u w:val="single"/>
         </w:rPr>
-        <w:hyperlink r:id="rId21" w:history="1">
+        <w:hyperlink r:id="rId20" w:history="1">
           <w:r>
             <w:rPr>
               <w:rStyle w:val="Hyperlink"/>
@@ -3535,7 +3496,14 @@
           <w:color w:val="000000"/>
           <w:sz w:val="24"/>
         </w:rPr>
-        <w:t xml:space="preserve">, </w:t>
+        <w:hyperlink r:id="rId20" w:history="1">
+          <w:r>
+            <w:rPr>
+              <w:rStyle w:val="Hyperlink"/>
+            </w:rPr>
+            <w:t xml:space="preserve">, </w:t>
+          </w:r>
+        </w:hyperlink>
       </w:r>
       <w:r>
         <w:rPr>
@@ -3546,7 +3514,7 @@
           <w:sz w:val="24"/>
           <w:u w:val="single"/>
         </w:rPr>
-        <w:hyperlink r:id="rId22" w:history="1">
+        <w:hyperlink r:id="rId20" w:history="1">
           <w:r>
             <w:rPr>
               <w:rStyle w:val="Hyperlink"/>
@@ -3575,7 +3543,7 @@
           <w:sz w:val="24"/>
           <w:u w:val="single"/>
         </w:rPr>
-        <w:hyperlink r:id="rId22" w:history="1">
+        <w:hyperlink r:id="rId20" w:history="1">
           <w:r>
             <w:rPr>
               <w:rStyle w:val="Hyperlink"/>
@@ -3693,7 +3661,7 @@
           <w:sz w:val="24"/>
           <w:u w:val="single"/>
         </w:rPr>
-        <w:hyperlink r:id="rId23" w:history="1">
+        <w:hyperlink r:id="rId22" w:history="1">
           <w:r>
             <w:rPr>
               <w:rStyle w:val="Hyperlink"/>
@@ -3711,7 +3679,7 @@
           <w:sz w:val="24"/>
           <w:u w:val="single"/>
         </w:rPr>
-        <w:hyperlink r:id="rId23" w:history="1">
+        <w:hyperlink r:id="rId22" w:history="1">
           <w:r>
             <w:rPr>
               <w:rStyle w:val="Hyperlink"/>
@@ -3729,7 +3697,7 @@
           <w:sz w:val="24"/>
           <w:u w:val="single"/>
         </w:rPr>
-        <w:hyperlink r:id="rId23" w:history="1">
+        <w:hyperlink r:id="rId22" w:history="1">
           <w:r>
             <w:rPr>
               <w:rStyle w:val="Hyperlink"/>
@@ -3747,7 +3715,7 @@
           <w:sz w:val="24"/>
           <w:u w:val="single"/>
         </w:rPr>
-        <w:hyperlink r:id="rId23" w:history="1">
+        <w:hyperlink r:id="rId22" w:history="1">
           <w:r>
             <w:rPr>
               <w:rStyle w:val="Hyperlink"/>
@@ -3793,7 +3761,7 @@
           <w:sz w:val="24"/>
           <w:u w:val="single"/>
         </w:rPr>
-        <w:hyperlink r:id="rId23" w:history="1">
+        <w:hyperlink r:id="rId22" w:history="1">
           <w:r>
             <w:rPr>
               <w:rStyle w:val="Hyperlink"/>
@@ -3822,7 +3790,7 @@
           <w:sz w:val="24"/>
           <w:u w:val="single"/>
         </w:rPr>
-        <w:hyperlink r:id="rId24" w:history="1">
+        <w:hyperlink r:id="rId22" w:history="1">
           <w:r>
             <w:rPr>
               <w:rStyle w:val="Hyperlink"/>
@@ -3950,7 +3918,7 @@
           <w:sz w:val="24"/>
           <w:u w:val="single"/>
         </w:rPr>
-        <w:hyperlink r:id="rId25" w:history="1">
+        <w:hyperlink r:id="rId24" w:history="1">
           <w:r>
             <w:rPr>
               <w:rStyle w:val="Hyperlink"/>
@@ -3968,7 +3936,7 @@
           <w:sz w:val="24"/>
           <w:u w:val="single"/>
         </w:rPr>
-        <w:hyperlink r:id="rId25" w:history="1">
+        <w:hyperlink r:id="rId24" w:history="1">
           <w:r>
             <w:rPr>
               <w:rStyle w:val="Hyperlink"/>
@@ -3986,7 +3954,7 @@
           <w:sz w:val="24"/>
           <w:u w:val="single"/>
         </w:rPr>
-        <w:hyperlink r:id="rId25" w:history="1">
+        <w:hyperlink r:id="rId24" w:history="1">
           <w:r>
             <w:rPr>
               <w:rStyle w:val="Hyperlink"/>
@@ -4004,7 +3972,7 @@
           <w:sz w:val="24"/>
           <w:u w:val="single"/>
         </w:rPr>
-        <w:hyperlink r:id="rId25" w:history="1">
+        <w:hyperlink r:id="rId24" w:history="1">
           <w:r>
             <w:rPr>
               <w:rStyle w:val="Hyperlink"/>
@@ -4025,7 +3993,7 @@
           <w:sz w:val="24"/>
           <w:u w:val="single"/>
         </w:rPr>
-        <w:hyperlink r:id="rId25" w:history="1">
+        <w:hyperlink r:id="rId24" w:history="1">
           <w:r>
             <w:rPr>
               <w:rStyle w:val="Hyperlink"/>
@@ -4043,7 +4011,7 @@
           <w:sz w:val="24"/>
           <w:u w:val="single"/>
         </w:rPr>
-        <w:hyperlink r:id="rId25" w:history="1">
+        <w:hyperlink r:id="rId24" w:history="1">
           <w:r>
             <w:rPr>
               <w:rStyle w:val="Hyperlink"/>
@@ -4061,7 +4029,7 @@
           <w:sz w:val="24"/>
           <w:u w:val="single"/>
         </w:rPr>
-        <w:hyperlink r:id="rId25" w:history="1">
+        <w:hyperlink r:id="rId24" w:history="1">
           <w:r>
             <w:rPr>
               <w:rStyle w:val="Hyperlink"/>
@@ -4079,7 +4047,7 @@
           <w:sz w:val="24"/>
           <w:u w:val="single"/>
         </w:rPr>
-        <w:hyperlink r:id="rId25" w:history="1">
+        <w:hyperlink r:id="rId24" w:history="1">
           <w:r>
             <w:rPr>
               <w:rStyle w:val="Hyperlink"/>
@@ -4097,7 +4065,7 @@
           <w:sz w:val="24"/>
           <w:u w:val="single"/>
         </w:rPr>
-        <w:hyperlink r:id="rId25" w:history="1">
+        <w:hyperlink r:id="rId24" w:history="1">
           <w:r>
             <w:rPr>
               <w:rStyle w:val="Hyperlink"/>
@@ -4115,7 +4083,7 @@
           <w:sz w:val="24"/>
           <w:u w:val="single"/>
         </w:rPr>
-        <w:hyperlink r:id="rId25" w:history="1">
+        <w:hyperlink r:id="rId24" w:history="1">
           <w:r>
             <w:rPr>
               <w:rStyle w:val="Hyperlink"/>
@@ -4143,7 +4111,7 @@
           <w:sz w:val="24"/>
           <w:u w:val="single"/>
         </w:rPr>
-        <w:hyperlink r:id="rId26" w:history="1">
+        <w:hyperlink r:id="rId25" w:history="1">
           <w:r>
             <w:rPr>
               <w:rStyle w:val="Hyperlink"/>
@@ -4190,7 +4158,7 @@
           <w:sz w:val="24"/>
           <w:u w:val="single"/>
         </w:rPr>
-        <w:hyperlink r:id="rId26" w:history="1">
+        <w:hyperlink r:id="rId25" w:history="1">
           <w:r>
             <w:rPr>
               <w:rStyle w:val="Hyperlink"/>
@@ -4298,7 +4266,7 @@
           <w:sz w:val="24"/>
           <w:u w:val="single"/>
         </w:rPr>
-        <w:hyperlink r:id="rId27" w:history="1">
+        <w:hyperlink r:id="rId26" w:history="1">
           <w:r>
             <w:rPr>
               <w:rStyle w:val="Hyperlink"/>
@@ -4316,7 +4284,7 @@
           <w:sz w:val="24"/>
           <w:u w:val="single"/>
         </w:rPr>
-        <w:hyperlink r:id="rId27" w:history="1">
+        <w:hyperlink r:id="rId26" w:history="1">
           <w:r>
             <w:rPr>
               <w:rStyle w:val="Hyperlink"/>
@@ -4334,7 +4302,7 @@
           <w:sz w:val="24"/>
           <w:u w:val="single"/>
         </w:rPr>
-        <w:hyperlink r:id="rId27" w:history="1">
+        <w:hyperlink r:id="rId26" w:history="1">
           <w:r>
             <w:rPr>
               <w:rStyle w:val="Hyperlink"/>
@@ -4352,7 +4320,7 @@
           <w:sz w:val="24"/>
           <w:u w:val="single"/>
         </w:rPr>
-        <w:hyperlink r:id="rId27" w:history="1">
+        <w:hyperlink r:id="rId26" w:history="1">
           <w:r>
             <w:rPr>
               <w:rStyle w:val="Hyperlink"/>
@@ -4380,7 +4348,7 @@
           <w:sz w:val="24"/>
           <w:u w:val="single"/>
         </w:rPr>
-        <w:hyperlink r:id="rId28" w:history="1">
+        <w:hyperlink r:id="rId27" w:history="1">
           <w:r>
             <w:rPr>
               <w:rStyle w:val="Hyperlink"/>
@@ -4398,7 +4366,7 @@
           <w:sz w:val="24"/>
           <w:u w:val="single"/>
         </w:rPr>
-        <w:hyperlink r:id="rId28" w:history="1">
+        <w:hyperlink r:id="rId27" w:history="1">
           <w:r>
             <w:rPr>
               <w:rStyle w:val="Hyperlink"/>
@@ -4427,7 +4395,7 @@
           <w:sz w:val="24"/>
           <w:u w:val="single"/>
         </w:rPr>
-        <w:hyperlink r:id="rId28" w:history="1">
+        <w:hyperlink r:id="rId27" w:history="1">
           <w:r>
             <w:rPr>
               <w:rStyle w:val="Hyperlink"/>
